--- a/data/corpus/published/sdr-90-operator-manual-hu.docx
+++ b/data/corpus/published/sdr-90-operator-manual-hu.docx
@@ -31,7 +31,7 @@
         <w:rPr>
           <w:sz w:val="16"/>
         </w:rPr>
-        <w:t>Item numbers: 1.534-211.0</w:t>
+        <w:t>Item numbers: 1.534-210.0, 1.534-211.0, 1.534-212.0</w:t>
       </w:r>
     </w:p>
     <w:p>
@@ -47,6 +47,195 @@
         <w:t>Ez a kézikönyv a SDR-90 vezetőüléses súroló-szárítógép típusra vonatkozik, 1.534-211.0 cikkszámmal. A gép ipari, beltéri használatra készült bevonatos padlókon. Minden más használat a jóváhagyáson kívül esik.</w:t>
       </w:r>
     </w:p>
+    <w:p>
+      <w:pPr>
+        <w:pStyle w:val="Heading2"/>
+      </w:pPr>
+      <w:r>
+        <w:t>Érintett kivitelek</w:t>
+      </w:r>
+    </w:p>
+    <w:tbl>
+      <w:tblPr>
+        <w:tblStyle w:val="TableGrid"/>
+        <w:tblW w:type="auto" w:w="0"/>
+        <w:tblLook w:firstColumn="1" w:firstRow="1" w:lastColumn="0" w:lastRow="0" w:noHBand="0" w:noVBand="1" w:val="04A0"/>
+      </w:tblPr>
+      <w:tblGrid>
+        <w:gridCol w:w="2160"/>
+        <w:gridCol w:w="2160"/>
+        <w:gridCol w:w="2160"/>
+        <w:gridCol w:w="2160"/>
+      </w:tblGrid>
+      <w:tr>
+        <w:tc>
+          <w:tcPr>
+            <w:tcW w:type="dxa" w:w="2160"/>
+          </w:tcPr>
+          <w:p>
+            <w:r>
+              <w:t>Cikkszám</w:t>
+            </w:r>
+          </w:p>
+        </w:tc>
+        <w:tc>
+          <w:tcPr>
+            <w:tcW w:type="dxa" w:w="2160"/>
+          </w:tcPr>
+          <w:p>
+            <w:r>
+              <w:t>Akkumulátor</w:t>
+            </w:r>
+          </w:p>
+        </w:tc>
+        <w:tc>
+          <w:tcPr>
+            <w:tcW w:type="dxa" w:w="2160"/>
+          </w:tcPr>
+          <w:p>
+            <w:r>
+              <w:t>Tárcsa</w:t>
+            </w:r>
+          </w:p>
+        </w:tc>
+        <w:tc>
+          <w:tcPr>
+            <w:tcW w:type="dxa" w:w="2160"/>
+          </w:tcPr>
+          <w:p>
+            <w:r>
+              <w:t>Kapacitás</w:t>
+            </w:r>
+          </w:p>
+        </w:tc>
+      </w:tr>
+      <w:tr>
+        <w:tc>
+          <w:tcPr>
+            <w:tcW w:type="dxa" w:w="2160"/>
+          </w:tcPr>
+          <w:p>
+            <w:r>
+              <w:t>1.534-210.0</w:t>
+            </w:r>
+          </w:p>
+        </w:tc>
+        <w:tc>
+          <w:tcPr>
+            <w:tcW w:type="dxa" w:w="2160"/>
+          </w:tcPr>
+          <w:p>
+            <w:r>
+              <w:t>AGM</w:t>
+            </w:r>
+          </w:p>
+        </w:tc>
+        <w:tc>
+          <w:tcPr>
+            <w:tcW w:type="dxa" w:w="2160"/>
+          </w:tcPr>
+          <w:p>
+            <w:r>
+              <w:t>brush</w:t>
+            </w:r>
+          </w:p>
+        </w:tc>
+        <w:tc>
+          <w:tcPr>
+            <w:tcW w:type="dxa" w:w="2160"/>
+          </w:tcPr>
+          <w:p>
+            <w:r>
+              <w:t>110 l oldat / 120 l szennyvíz</w:t>
+            </w:r>
+          </w:p>
+        </w:tc>
+      </w:tr>
+      <w:tr>
+        <w:tc>
+          <w:tcPr>
+            <w:tcW w:type="dxa" w:w="2160"/>
+          </w:tcPr>
+          <w:p>
+            <w:r>
+              <w:t>1.534-211.0</w:t>
+            </w:r>
+          </w:p>
+        </w:tc>
+        <w:tc>
+          <w:tcPr>
+            <w:tcW w:type="dxa" w:w="2160"/>
+          </w:tcPr>
+          <w:p>
+            <w:r>
+              <w:t>lithium-ion</w:t>
+            </w:r>
+          </w:p>
+        </w:tc>
+        <w:tc>
+          <w:tcPr>
+            <w:tcW w:type="dxa" w:w="2160"/>
+          </w:tcPr>
+          <w:p>
+            <w:r>
+              <w:t>brush</w:t>
+            </w:r>
+          </w:p>
+        </w:tc>
+        <w:tc>
+          <w:tcPr>
+            <w:tcW w:type="dxa" w:w="2160"/>
+          </w:tcPr>
+          <w:p>
+            <w:r>
+              <w:t>110 l oldat / 120 l szennyvíz</w:t>
+            </w:r>
+          </w:p>
+        </w:tc>
+      </w:tr>
+      <w:tr>
+        <w:tc>
+          <w:tcPr>
+            <w:tcW w:type="dxa" w:w="2160"/>
+          </w:tcPr>
+          <w:p>
+            <w:r>
+              <w:t>1.534-212.0</w:t>
+            </w:r>
+          </w:p>
+        </w:tc>
+        <w:tc>
+          <w:tcPr>
+            <w:tcW w:type="dxa" w:w="2160"/>
+          </w:tcPr>
+          <w:p>
+            <w:r>
+              <w:t>lithium-ion</w:t>
+            </w:r>
+          </w:p>
+        </w:tc>
+        <w:tc>
+          <w:tcPr>
+            <w:tcW w:type="dxa" w:w="2160"/>
+          </w:tcPr>
+          <w:p>
+            <w:r>
+              <w:t>pad</w:t>
+            </w:r>
+          </w:p>
+        </w:tc>
+        <w:tc>
+          <w:tcPr>
+            <w:tcW w:type="dxa" w:w="2160"/>
+          </w:tcPr>
+          <w:p>
+            <w:r>
+              <w:t>150 l oldat / 160 l szennyvíz</w:t>
+            </w:r>
+          </w:p>
+        </w:tc>
+      </w:tr>
+    </w:tbl>
     <w:p>
       <w:pPr>
         <w:pStyle w:val="Heading2"/>
